--- a/13_帮助中心文档/帮助中心文档.docx
+++ b/13_帮助中心文档/帮助中心文档.docx
@@ -5432,7 +5432,7 @@
         <w:tc>
           <w:tcPr>
             <w:tcW w:type="dxa" w:w="2075"/>
-            <w:shd w:fill="FFFF00" w:val="clear"/>
+            <w:shd w:fill="auto" w:val="clear"/>
           </w:tcPr>
           <w:p>
             <w:pPr>

--- a/13_帮助中心文档/帮助中心文档.docx
+++ b/13_帮助中心文档/帮助中心文档.docx
@@ -69,7 +69,6 @@
         </w:sectPr>
       </w:pPr>
     </w:p>
-    <w:p/>
     <w:p>
       <w:pPr>
         <w:spacing w:before="0" w:after="0" w:line="600" w:lineRule="exact"/>
@@ -85,7 +84,6 @@
         <w:t>1. 产品描述</w:t>
       </w:r>
     </w:p>
-    <w:p/>
     <w:p>
       <w:pPr>
         <w:spacing w:before="0" w:after="0" w:line="600" w:lineRule="exact"/>
@@ -101,7 +99,6 @@
         <w:t>数据治理平台一期（简称 rw 项目）是一个企业级数据汇聚与治理平台，基于 Apache 开源生态构建，实现：</w:t>
       </w:r>
     </w:p>
-    <w:p/>
     <w:p>
       <w:pPr>
         <w:spacing w:before="0" w:after="0" w:line="600" w:lineRule="exact"/>
@@ -117,7 +114,6 @@
         <w:t>- 将 15 个异构业务系统（Oracle / MySQL）数据统一汇聚至 Apache Doris 数据仓库</w:t>
       </w:r>
     </w:p>
-    <w:p/>
     <w:p>
       <w:pPr>
         <w:spacing w:before="0" w:after="0" w:line="600" w:lineRule="exact"/>
@@ -133,7 +129,6 @@
         <w:t>- 提供每日自动化同步 + 数据质量校验</w:t>
       </w:r>
     </w:p>
-    <w:p/>
     <w:p>
       <w:pPr>
         <w:spacing w:before="0" w:after="0" w:line="600" w:lineRule="exact"/>
@@ -149,7 +144,6 @@
         <w:t>- 构建 ODS → DWD 分层数据模型</w:t>
       </w:r>
     </w:p>
-    <w:p/>
     <w:p>
       <w:pPr>
         <w:spacing w:before="0" w:after="0" w:line="600" w:lineRule="exact"/>
@@ -165,7 +159,6 @@
         <w:t>- 通过 DolphinScheduler 实现任务统一调度和监控</w:t>
       </w:r>
     </w:p>
-    <w:p/>
     <w:p>
       <w:pPr>
         <w:spacing w:before="0" w:after="0" w:line="600" w:lineRule="exact"/>
@@ -181,9 +174,6 @@
         <w:t>核心技术栈：Apache DolphinScheduler + Apache SeaTunnel + Apache Doris</w:t>
       </w:r>
     </w:p>
-    <w:p/>
-    <w:p/>
-    <w:p/>
     <w:p>
       <w:pPr>
         <w:spacing w:before="0" w:after="0" w:line="600" w:lineRule="exact"/>
@@ -199,7 +189,6 @@
         <w:t>2. 快速入门</w:t>
       </w:r>
     </w:p>
-    <w:p/>
     <w:p>
       <w:pPr>
         <w:spacing w:before="0" w:after="0" w:line="600" w:lineRule="exact"/>
@@ -215,7 +204,6 @@
         <w:t>2.1 查看数据同步状态</w:t>
       </w:r>
     </w:p>
-    <w:p/>
     <w:p>
       <w:pPr>
         <w:spacing w:before="0" w:after="0" w:line="600" w:lineRule="exact"/>
@@ -231,7 +219,6 @@
         <w:t>1. 浏览器打开 http://192.168.108.142:12345/dolphinscheduler</w:t>
       </w:r>
     </w:p>
-    <w:p/>
     <w:p>
       <w:pPr>
         <w:spacing w:before="0" w:after="0" w:line="600" w:lineRule="exact"/>
@@ -247,7 +234,6 @@
         <w:t>2. 用管理员账号登录</w:t>
       </w:r>
     </w:p>
-    <w:p/>
     <w:p>
       <w:pPr>
         <w:spacing w:before="0" w:after="0" w:line="600" w:lineRule="exact"/>
@@ -263,7 +249,6 @@
         <w:t>3. 进入 rws_ods 项目 → 工作流实例</w:t>
       </w:r>
     </w:p>
-    <w:p/>
     <w:p>
       <w:pPr>
         <w:spacing w:before="0" w:after="0" w:line="600" w:lineRule="exact"/>
@@ -279,7 +264,6 @@
         <w:t>4. 昨日所有任务显示绿色为正常</w:t>
       </w:r>
     </w:p>
-    <w:p/>
     <w:p>
       <w:pPr>
         <w:spacing w:before="0" w:after="0" w:line="600" w:lineRule="exact"/>
@@ -295,7 +279,6 @@
         <w:t>2.2 查询数据</w:t>
       </w:r>
     </w:p>
-    <w:p/>
     <w:p>
       <w:pPr>
         <w:spacing w:before="0" w:after="0" w:line="600" w:lineRule="exact"/>
@@ -311,7 +294,6 @@
         <w:t>用 Navicat 或 DBeaver 连接 Doris：</w:t>
       </w:r>
     </w:p>
-    <w:p/>
     <w:p>
       <w:pPr>
         <w:spacing w:before="0" w:after="0" w:line="600" w:lineRule="exact"/>
@@ -335,7 +317,6 @@
         <w:t>Database: rws_ods</w:t>
       </w:r>
     </w:p>
-    <w:p/>
     <w:p>
       <w:pPr>
         <w:spacing w:before="0" w:after="0" w:line="600" w:lineRule="exact"/>
@@ -351,7 +332,6 @@
         <w:t>查询示例：</w:t>
       </w:r>
     </w:p>
-    <w:p/>
     <w:p>
       <w:pPr>
         <w:spacing w:before="0" w:after="0" w:line="600" w:lineRule="exact"/>
@@ -369,7 +349,6 @@
         <w:t>SHOW TABLES FROM rws_ods;</w:t>
       </w:r>
     </w:p>
-    <w:p/>
     <w:p>
       <w:pPr>
         <w:spacing w:before="0" w:after="0" w:line="600" w:lineRule="exact"/>
@@ -391,7 +370,6 @@
         <w:t>LIMIT 100;</w:t>
       </w:r>
     </w:p>
-    <w:p/>
     <w:p>
       <w:pPr>
         <w:spacing w:before="0" w:after="0" w:line="600" w:lineRule="exact"/>
@@ -407,7 +385,6 @@
         <w:t>2.3 如何知道某张表在哪个系统</w:t>
       </w:r>
     </w:p>
-    <w:p/>
     <w:tbl>
       <w:tblPr>
         <w:tblW w:type="auto" w:w="0"/>
@@ -899,8 +876,6 @@
         </w:tc>
       </w:tr>
     </w:tbl>
-    <w:p/>
-    <w:p/>
     <w:p>
       <w:pPr>
         <w:spacing w:before="0" w:after="0" w:line="600" w:lineRule="exact"/>
@@ -916,9 +891,6 @@
         <w:t>完整对照见《04 数据库设计文档》。</w:t>
       </w:r>
     </w:p>
-    <w:p/>
-    <w:p/>
-    <w:p/>
     <w:p>
       <w:pPr>
         <w:spacing w:before="0" w:after="0" w:line="600" w:lineRule="exact"/>
@@ -934,7 +906,6 @@
         <w:t>3. 操作指南</w:t>
       </w:r>
     </w:p>
-    <w:p/>
     <w:p>
       <w:pPr>
         <w:spacing w:before="0" w:after="0" w:line="600" w:lineRule="exact"/>
@@ -950,7 +921,6 @@
         <w:t>3.1 手动重跑某张表的同步</w:t>
       </w:r>
     </w:p>
-    <w:p/>
     <w:p>
       <w:pPr>
         <w:spacing w:before="0" w:after="0" w:line="600" w:lineRule="exact"/>
@@ -966,7 +936,6 @@
         <w:t>参考《07 系统使用手册》第 4.2 节。</w:t>
       </w:r>
     </w:p>
-    <w:p/>
     <w:p>
       <w:pPr>
         <w:spacing w:before="0" w:after="0" w:line="600" w:lineRule="exact"/>
@@ -982,7 +951,6 @@
         <w:t>3.2 新增一张表</w:t>
       </w:r>
     </w:p>
-    <w:p/>
     <w:p>
       <w:pPr>
         <w:spacing w:before="0" w:after="0" w:line="600" w:lineRule="exact"/>
@@ -998,7 +966,6 @@
         <w:t>1. 按模板编写 .conf 文件</w:t>
       </w:r>
     </w:p>
-    <w:p/>
     <w:p>
       <w:pPr>
         <w:spacing w:before="0" w:after="0" w:line="600" w:lineRule="exact"/>
@@ -1014,7 +981,6 @@
         <w:t>2. 在 DS 创建对应任务</w:t>
       </w:r>
     </w:p>
-    <w:p/>
     <w:p>
       <w:pPr>
         <w:spacing w:before="0" w:after="0" w:line="600" w:lineRule="exact"/>
@@ -1030,7 +996,6 @@
         <w:t>3. 测试运行</w:t>
       </w:r>
     </w:p>
-    <w:p/>
     <w:p>
       <w:pPr>
         <w:spacing w:before="0" w:after="0" w:line="600" w:lineRule="exact"/>
@@ -1046,7 +1011,6 @@
         <w:t>4. 上线调度</w:t>
       </w:r>
     </w:p>
-    <w:p/>
     <w:p>
       <w:pPr>
         <w:spacing w:before="0" w:after="0" w:line="600" w:lineRule="exact"/>
@@ -1062,7 +1026,6 @@
         <w:t>详见《03 系统详细设计文档》第 2.1 节模板。</w:t>
       </w:r>
     </w:p>
-    <w:p/>
     <w:p>
       <w:pPr>
         <w:spacing w:before="0" w:after="0" w:line="600" w:lineRule="exact"/>
@@ -1078,7 +1041,6 @@
         <w:t>3.3 查看数据一致性问题</w:t>
       </w:r>
     </w:p>
-    <w:p/>
     <w:p>
       <w:pPr>
         <w:spacing w:before="0" w:after="0" w:line="600" w:lineRule="exact"/>
@@ -1096,9 +1058,6 @@
         <w:t>WHERE is_consistent != '一致' AND stat_date &gt;= CURDATE() - 7;</w:t>
       </w:r>
     </w:p>
-    <w:p/>
-    <w:p/>
-    <w:p/>
     <w:p>
       <w:pPr>
         <w:spacing w:before="0" w:after="0" w:line="600" w:lineRule="exact"/>
@@ -1114,7 +1073,6 @@
         <w:t>4. API 接口描述</w:t>
       </w:r>
     </w:p>
-    <w:p/>
     <w:p>
       <w:pPr>
         <w:spacing w:before="0" w:after="0" w:line="600" w:lineRule="exact"/>
@@ -1130,7 +1088,6 @@
         <w:t>4.1 Doris 查询接口</w:t>
       </w:r>
     </w:p>
-    <w:p/>
     <w:p>
       <w:pPr>
         <w:spacing w:before="0" w:after="0" w:line="600" w:lineRule="exact"/>
@@ -1146,7 +1103,6 @@
         <w:t>MySQL 协议（JDBC/ODBC 兼容）：</w:t>
       </w:r>
     </w:p>
-    <w:p/>
     <w:tbl>
       <w:tblPr>
         <w:tblW w:type="auto" w:w="0"/>
@@ -1365,8 +1321,6 @@
         </w:tc>
       </w:tr>
     </w:tbl>
-    <w:p/>
-    <w:p/>
     <w:p>
       <w:pPr>
         <w:spacing w:before="0" w:after="0" w:line="600" w:lineRule="exact"/>
@@ -1382,7 +1336,6 @@
         <w:t>JDBC 连接字符串：</w:t>
       </w:r>
     </w:p>
-    <w:p/>
     <w:p>
       <w:pPr>
         <w:spacing w:before="0" w:after="0" w:line="600" w:lineRule="exact"/>
@@ -1398,7 +1351,6 @@
         <w:t>jdbc:mysql://192.168.108.144:9030/rws_ods?useSSL=false&amp;allowPublicKeyRetrieval=true</w:t>
       </w:r>
     </w:p>
-    <w:p/>
     <w:p>
       <w:pPr>
         <w:spacing w:before="0" w:after="0" w:line="600" w:lineRule="exact"/>
@@ -1414,7 +1366,6 @@
         <w:t>Python 连接示例：</w:t>
       </w:r>
     </w:p>
-    <w:p/>
     <w:p>
       <w:pPr>
         <w:spacing w:before="0" w:after="0" w:line="600" w:lineRule="exact"/>
@@ -1450,7 +1401,6 @@
         <w:t>print(cursor.fetchone())</w:t>
       </w:r>
     </w:p>
-    <w:p/>
     <w:p>
       <w:pPr>
         <w:spacing w:before="0" w:after="0" w:line="600" w:lineRule="exact"/>
@@ -1466,7 +1416,6 @@
         <w:t>4.2 DolphinScheduler REST API</w:t>
       </w:r>
     </w:p>
-    <w:p/>
     <w:p>
       <w:pPr>
         <w:spacing w:before="0" w:after="0" w:line="600" w:lineRule="exact"/>
@@ -1482,7 +1431,6 @@
         <w:t>基础 URL：http://192.168.108.142:12345/dolphinscheduler</w:t>
       </w:r>
     </w:p>
-    <w:p/>
     <w:p>
       <w:pPr>
         <w:spacing w:before="0" w:after="0" w:line="600" w:lineRule="exact"/>
@@ -1498,7 +1446,6 @@
         <w:t>常用接口：</w:t>
       </w:r>
     </w:p>
-    <w:p/>
     <w:tbl>
       <w:tblPr>
         <w:tblW w:type="auto" w:w="0"/>
@@ -1813,8 +1760,6 @@
         </w:tc>
       </w:tr>
     </w:tbl>
-    <w:p/>
-    <w:p/>
     <w:p>
       <w:pPr>
         <w:spacing w:before="0" w:after="0" w:line="600" w:lineRule="exact"/>
@@ -1830,7 +1775,6 @@
         <w:t>调用示例（curl）：</w:t>
       </w:r>
     </w:p>
-    <w:p/>
     <w:p>
       <w:pPr>
         <w:spacing w:before="0" w:after="0" w:line="600" w:lineRule="exact"/>
@@ -1865,9 +1809,6 @@
         <w:t xml:space="preserve">  -H "Content-Type: application/json"</w:t>
       </w:r>
     </w:p>
-    <w:p/>
-    <w:p/>
-    <w:p/>
     <w:p>
       <w:pPr>
         <w:spacing w:before="0" w:after="0" w:line="600" w:lineRule="exact"/>
@@ -1883,7 +1824,6 @@
         <w:t>5. 常见问题（FAQ）</w:t>
       </w:r>
     </w:p>
-    <w:p/>
     <w:p>
       <w:pPr>
         <w:spacing w:before="0" w:after="0" w:line="600" w:lineRule="exact"/>
@@ -1899,7 +1839,6 @@
         <w:t>数据同步类</w:t>
       </w:r>
     </w:p>
-    <w:p/>
     <w:p>
       <w:pPr>
         <w:spacing w:before="0" w:after="0" w:line="600" w:lineRule="exact"/>
@@ -1915,7 +1854,6 @@
         <w:t>Q：同步任务失败了怎么办？</w:t>
       </w:r>
     </w:p>
-    <w:p/>
     <w:p>
       <w:pPr>
         <w:spacing w:before="0" w:after="0" w:line="600" w:lineRule="exact"/>
@@ -1931,7 +1869,6 @@
         <w:t>→ 先在 DS 任务实例中查看失败日志，常见原因有源库连接超时、表不存在、密码过期。排查后可直接重跑。</w:t>
       </w:r>
     </w:p>
-    <w:p/>
     <w:p>
       <w:pPr>
         <w:spacing w:before="0" w:after="0" w:line="600" w:lineRule="exact"/>
@@ -1947,7 +1884,6 @@
         <w:t>Q：为什么有些表同步特别慢？</w:t>
       </w:r>
     </w:p>
-    <w:p/>
     <w:p>
       <w:pPr>
         <w:spacing w:before="0" w:after="0" w:line="600" w:lineRule="exact"/>
@@ -1963,7 +1899,6 @@
         <w:t>→ 那是大表（&gt;500万行），数据量大所以慢。考试网的 zy_answer 和知识管理的 released_knowledge_field 都是大表，耗时 20-60 分钟属正常。</w:t>
       </w:r>
     </w:p>
-    <w:p/>
     <w:p>
       <w:pPr>
         <w:spacing w:before="0" w:after="0" w:line="600" w:lineRule="exact"/>
@@ -1979,7 +1914,6 @@
         <w:t>Q：ODS 数据和源端差了几条？</w:t>
       </w:r>
     </w:p>
-    <w:p/>
     <w:p>
       <w:pPr>
         <w:spacing w:before="0" w:after="0" w:line="600" w:lineRule="exact"/>
@@ -1995,7 +1929,6 @@
         <w:t>→ 先查是否源端有软删除记录；再看同步期间源端是否有新写入。少量差异在下次全量同步时会自动修复。</w:t>
       </w:r>
     </w:p>
-    <w:p/>
     <w:p>
       <w:pPr>
         <w:spacing w:before="0" w:after="0" w:line="600" w:lineRule="exact"/>
@@ -2011,7 +1944,6 @@
         <w:t>数据查询类</w:t>
       </w:r>
     </w:p>
-    <w:p/>
     <w:p>
       <w:pPr>
         <w:spacing w:before="0" w:after="0" w:line="600" w:lineRule="exact"/>
@@ -2027,7 +1959,6 @@
         <w:t>Q：Doris 不像 MySQL 支持 UPDATE/DELETE？</w:t>
       </w:r>
     </w:p>
-    <w:p/>
     <w:p>
       <w:pPr>
         <w:spacing w:before="0" w:after="0" w:line="600" w:lineRule="exact"/>
@@ -2043,7 +1974,6 @@
         <w:t>→ Doris 是 OLAP 数仓，不支持单行修改。ODS 表用 DROP_DATA 全量覆盖刷新，不需要手动删改。</w:t>
       </w:r>
     </w:p>
-    <w:p/>
     <w:p>
       <w:pPr>
         <w:spacing w:before="0" w:after="0" w:line="600" w:lineRule="exact"/>
@@ -2059,7 +1989,6 @@
         <w:t>Q：查询大表很慢？</w:t>
       </w:r>
     </w:p>
-    <w:p/>
     <w:p>
       <w:pPr>
         <w:spacing w:before="0" w:after="0" w:line="600" w:lineRule="exact"/>
@@ -2075,7 +2004,6 @@
         <w:t>→ 加上 LIMIT 限制返回行数；避免 SELECT *，指定所需字段；查看表结构确认分桶键是否合理。</w:t>
       </w:r>
     </w:p>
-    <w:p/>
     <w:p>
       <w:pPr>
         <w:spacing w:before="0" w:after="0" w:line="600" w:lineRule="exact"/>
@@ -2091,7 +2019,6 @@
         <w:t>账号权限类</w:t>
       </w:r>
     </w:p>
-    <w:p/>
     <w:p>
       <w:pPr>
         <w:spacing w:before="0" w:after="0" w:line="600" w:lineRule="exact"/>
@@ -2107,7 +2034,6 @@
         <w:t>Q：Doris 密码是什么？</w:t>
       </w:r>
     </w:p>
-    <w:p/>
     <w:p>
       <w:pPr>
         <w:spacing w:before="0" w:after="0" w:line="600" w:lineRule="exact"/>
@@ -2123,7 +2049,6 @@
         <w:t>→ root / Rmws@2016</w:t>
       </w:r>
     </w:p>
-    <w:p/>
     <w:p>
       <w:pPr>
         <w:spacing w:before="0" w:after="0" w:line="600" w:lineRule="exact"/>
@@ -2139,7 +2064,6 @@
         <w:t>Q：能直接连源库吗？</w:t>
       </w:r>
     </w:p>
-    <w:p/>
     <w:p>
       <w:pPr>
         <w:spacing w:before="0" w:after="0" w:line="600" w:lineRule="exact"/>
@@ -2155,9 +2079,6 @@
         <w:t>→ 可以，但务必用只读账号，避免影响业务。各源库账号信息见《数据库账号信息表》。</w:t>
       </w:r>
     </w:p>
-    <w:p/>
-    <w:p/>
-    <w:p/>
     <w:p>
       <w:pPr>
         <w:spacing w:before="0" w:after="0" w:line="600" w:lineRule="exact"/>
@@ -2173,7 +2094,6 @@
         <w:t>6. 联系方式</w:t>
       </w:r>
     </w:p>
-    <w:p/>
     <w:tbl>
       <w:tblPr>
         <w:tblW w:type="auto" w:w="0"/>
@@ -2429,10 +2349,6 @@
         </w:tc>
       </w:tr>
     </w:tbl>
-    <w:p/>
-    <w:p/>
-    <w:p/>
-    <w:p/>
     <w:p>
       <w:pPr>
         <w:spacing w:before="0" w:after="0" w:line="600" w:lineRule="exact"/>
@@ -2448,7 +2364,6 @@
         <w:t>7. 变更记录</w:t>
       </w:r>
     </w:p>
-    <w:p/>
     <w:tbl>
       <w:tblPr>
         <w:tblW w:type="auto" w:w="0"/>
@@ -2625,8 +2540,6 @@
         </w:tc>
       </w:tr>
     </w:tbl>
-    <w:p/>
-    <w:p/>
     <w:p>
       <w:pPr>
         <w:spacing w:before="0" w:after="0" w:line="600" w:lineRule="exact"/>
@@ -2642,7 +2555,6 @@
         <w:t>附录 A：ODS 表前缀与业务系统完整对照表</w:t>
       </w:r>
     </w:p>
-    <w:p/>
     <w:p>
       <w:pPr>
         <w:spacing w:before="0" w:after="0" w:line="600" w:lineRule="exact"/>
@@ -2658,7 +2570,6 @@
         <w:t>下表列出全部 15 个业务系统的 ODS 前缀、数据库标识和示例表，方便快速定位数据来源。</w:t>
       </w:r>
     </w:p>
-    <w:p/>
     <w:tbl>
       <w:tblPr>
         <w:tblW w:type="auto" w:w="0"/>
@@ -4537,8 +4448,6 @@
         </w:tc>
       </w:tr>
     </w:tbl>
-    <w:p/>
-    <w:p/>
     <w:p>
       <w:pPr>
         <w:spacing w:before="0" w:after="0" w:line="600" w:lineRule="exact"/>
@@ -4554,7 +4463,6 @@
         <w:t>说明：影像库、诊断学图库、康复视频库共用同一数据库实例 ORACLE_PMPH_MEDICINE_IMAGE，技术视频库使用独立实例 ORACLE_YX_SUPP。</w:t>
       </w:r>
     </w:p>
-    <w:p/>
     <w:p>
       <w:pPr>
         <w:spacing w:before="0" w:after="0" w:line="600" w:lineRule="exact"/>
@@ -4570,7 +4478,6 @@
         <w:t>附录 B：API 接口使用示例</w:t>
       </w:r>
     </w:p>
-    <w:p/>
     <w:p>
       <w:pPr>
         <w:spacing w:before="0" w:after="0" w:line="600" w:lineRule="exact"/>
@@ -4586,7 +4493,6 @@
         <w:t>B.1 JDBC 连接串</w:t>
       </w:r>
     </w:p>
-    <w:p/>
     <w:p>
       <w:pPr>
         <w:spacing w:before="0" w:after="0" w:line="600" w:lineRule="exact"/>
@@ -4602,7 +4508,6 @@
         <w:t>jdbc:mysql://192.168.108.144:9030/rws_ods?useSSL=false&amp;allowPublicKeyRetrieval=true</w:t>
       </w:r>
     </w:p>
-    <w:p/>
     <w:p>
       <w:pPr>
         <w:spacing w:before="0" w:after="0" w:line="600" w:lineRule="exact"/>
@@ -4618,7 +4523,6 @@
         <w:t>B.2 Python 查询示例</w:t>
       </w:r>
     </w:p>
-    <w:p/>
     <w:p>
       <w:pPr>
         <w:spacing w:before="0" w:after="0" w:line="600" w:lineRule="exact"/>
@@ -4634,7 +4538,6 @@
         <w:t>import pymysql</w:t>
       </w:r>
     </w:p>
-    <w:p/>
     <w:p>
       <w:pPr>
         <w:spacing w:before="0" w:after="0" w:line="600" w:lineRule="exact"/>
@@ -4668,7 +4571,6 @@
         <w:t>print(cursor.fetchone())</w:t>
       </w:r>
     </w:p>
-    <w:p/>
     <w:p>
       <w:pPr>
         <w:spacing w:before="0" w:after="0" w:line="600" w:lineRule="exact"/>
@@ -4684,7 +4586,6 @@
         <w:t>B.3 DolphinScheduler 获取 Token</w:t>
       </w:r>
     </w:p>
-    <w:p/>
     <w:p>
       <w:pPr>
         <w:spacing w:before="0" w:after="0" w:line="600" w:lineRule="exact"/>
@@ -4700,7 +4601,6 @@
         <w:t>curl -X POST "http://192.168.108.142:12345/dolphinscheduler/login" \</w:t>
       </w:r>
     </w:p>
-    <w:p/>
     <w:p>
       <w:pPr>
         <w:spacing w:before="0" w:after="0" w:line="600" w:lineRule="exact"/>
@@ -4716,7 +4616,6 @@
         <w:t xml:space="preserve">  -H "Content-Type: application/x-www-form-urlencoded" \</w:t>
       </w:r>
     </w:p>
-    <w:p/>
     <w:p>
       <w:pPr>
         <w:spacing w:before="0" w:after="0" w:line="600" w:lineRule="exact"/>
@@ -4732,7 +4631,6 @@
         <w:t xml:space="preserve">  -d "userName=admin&amp;userPassword=dolphinscheduler123"</w:t>
       </w:r>
     </w:p>
-    <w:p/>
     <w:p>
       <w:pPr>
         <w:spacing w:before="0" w:after="0" w:line="600" w:lineRule="exact"/>
@@ -4748,7 +4646,6 @@
         <w:t>返回结果中的 data 字段即为 token，后续请求在 Header 中携带：</w:t>
       </w:r>
     </w:p>
-    <w:p/>
     <w:p>
       <w:pPr>
         <w:spacing w:before="0" w:after="0" w:line="600" w:lineRule="exact"/>
@@ -4764,7 +4661,6 @@
         <w:t>-H "token: {ds_token}"</w:t>
       </w:r>
     </w:p>
-    <w:p/>
     <w:p>
       <w:pPr>
         <w:spacing w:before="0" w:after="0" w:line="600" w:lineRule="exact"/>
@@ -4780,7 +4676,6 @@
         <w:t>附录 C：常见问题（按类别整理）</w:t>
       </w:r>
     </w:p>
-    <w:p/>
     <w:p>
       <w:pPr>
         <w:spacing w:before="0" w:after="0" w:line="600" w:lineRule="exact"/>
@@ -4796,7 +4691,6 @@
         <w:t>数据同步类</w:t>
       </w:r>
     </w:p>
-    <w:p/>
     <w:p>
       <w:pPr>
         <w:spacing w:before="0" w:after="0" w:line="600" w:lineRule="exact"/>
@@ -4812,7 +4706,6 @@
         <w:t>Q：同步任务失败了怎么办？</w:t>
       </w:r>
     </w:p>
-    <w:p/>
     <w:p>
       <w:pPr>
         <w:spacing w:before="0" w:after="0" w:line="600" w:lineRule="exact"/>
@@ -4828,7 +4721,6 @@
         <w:t>→ 先在 DS 任务实例中查看失败日志，常见原因有源库连接超时、表不存在、密码过期。排查后可直接重跑。</w:t>
       </w:r>
     </w:p>
-    <w:p/>
     <w:p>
       <w:pPr>
         <w:spacing w:before="0" w:after="0" w:line="600" w:lineRule="exact"/>
@@ -4844,7 +4736,6 @@
         <w:t>Q：为什么有些表同步特别慢？</w:t>
       </w:r>
     </w:p>
-    <w:p/>
     <w:p>
       <w:pPr>
         <w:spacing w:before="0" w:after="0" w:line="600" w:lineRule="exact"/>
@@ -4860,7 +4751,6 @@
         <w:t>→ 那是大表（&gt;500万行），数据量大所以慢。考试网的 ZEPaperQuestionRela 和知识管理的 released_knowledge_field 都是大表，耗时 15-60 分钟属正常。</w:t>
       </w:r>
     </w:p>
-    <w:p/>
     <w:p>
       <w:pPr>
         <w:spacing w:before="0" w:after="0" w:line="600" w:lineRule="exact"/>
@@ -4876,7 +4766,6 @@
         <w:t>Q：ODS 数据和源端差了几条？</w:t>
       </w:r>
     </w:p>
-    <w:p/>
     <w:p>
       <w:pPr>
         <w:spacing w:before="0" w:after="0" w:line="600" w:lineRule="exact"/>
@@ -4892,7 +4781,6 @@
         <w:t>→ 先查是否源端有软删除记录；再看同步期间源端是否有新写入。少量差异在下次全量同步时会自动修复。</w:t>
       </w:r>
     </w:p>
-    <w:p/>
     <w:p>
       <w:pPr>
         <w:spacing w:before="0" w:after="0" w:line="600" w:lineRule="exact"/>
@@ -4908,7 +4796,6 @@
         <w:t>Q：如何查看某张表的同步配置？</w:t>
       </w:r>
     </w:p>
-    <w:p/>
     <w:p>
       <w:pPr>
         <w:spacing w:before="0" w:after="0" w:line="600" w:lineRule="exact"/>
@@ -4924,7 +4811,6 @@
         <w:t>→ 到 10_开发源代码和开发接口文档/同步脚本/ 目录下，按系统子目录查找对应的 .conf 文件。</w:t>
       </w:r>
     </w:p>
-    <w:p/>
     <w:p>
       <w:pPr>
         <w:spacing w:before="0" w:after="0" w:line="600" w:lineRule="exact"/>
@@ -4940,7 +4826,6 @@
         <w:t>数据查询类</w:t>
       </w:r>
     </w:p>
-    <w:p/>
     <w:p>
       <w:pPr>
         <w:spacing w:before="0" w:after="0" w:line="600" w:lineRule="exact"/>
@@ -4956,7 +4841,6 @@
         <w:t>Q：Doris 不像 MySQL 支持 UPDATE/DELETE？</w:t>
       </w:r>
     </w:p>
-    <w:p/>
     <w:p>
       <w:pPr>
         <w:spacing w:before="0" w:after="0" w:line="600" w:lineRule="exact"/>
@@ -4972,7 +4856,6 @@
         <w:t>→ Doris 是 OLAP 数仓，不支持单行修改。ODS 表用 DROP_DATA 全量覆盖刷新，不需要手动删改。</w:t>
       </w:r>
     </w:p>
-    <w:p/>
     <w:p>
       <w:pPr>
         <w:spacing w:before="0" w:after="0" w:line="600" w:lineRule="exact"/>
@@ -4988,7 +4871,6 @@
         <w:t>Q：查询大表很慢？</w:t>
       </w:r>
     </w:p>
-    <w:p/>
     <w:p>
       <w:pPr>
         <w:spacing w:before="0" w:after="0" w:line="600" w:lineRule="exact"/>
@@ -5004,7 +4886,6 @@
         <w:t>→ 加上 LIMIT 限制返回行数；避免 SELECT *，指定所需字段；查看表结构确认分桶键是否合理。</w:t>
       </w:r>
     </w:p>
-    <w:p/>
     <w:p>
       <w:pPr>
         <w:spacing w:before="0" w:after="0" w:line="600" w:lineRule="exact"/>
@@ -5020,7 +4901,6 @@
         <w:t>Q：如何快速知道某张表属于哪个系统？</w:t>
       </w:r>
     </w:p>
-    <w:p/>
     <w:p>
       <w:pPr>
         <w:spacing w:before="0" w:after="0" w:line="600" w:lineRule="exact"/>
@@ -5036,7 +4916,6 @@
         <w:t>→ 查看表名前缀，如 ods_mk_ 开头为慕课，ods_ksw_ 开头为考试网，完整对照见附录 A。</w:t>
       </w:r>
     </w:p>
-    <w:p/>
     <w:p>
       <w:pPr>
         <w:spacing w:before="0" w:after="0" w:line="600" w:lineRule="exact"/>
@@ -5052,7 +4931,6 @@
         <w:t>账号权限类</w:t>
       </w:r>
     </w:p>
-    <w:p/>
     <w:p>
       <w:pPr>
         <w:spacing w:before="0" w:after="0" w:line="600" w:lineRule="exact"/>
@@ -5068,7 +4946,6 @@
         <w:t>Q：Doris 密码是什么？</w:t>
       </w:r>
     </w:p>
-    <w:p/>
     <w:p>
       <w:pPr>
         <w:spacing w:before="0" w:after="0" w:line="600" w:lineRule="exact"/>
@@ -5084,7 +4961,6 @@
         <w:t>→ root / Rmws@2016</w:t>
       </w:r>
     </w:p>
-    <w:p/>
     <w:p>
       <w:pPr>
         <w:spacing w:before="0" w:after="0" w:line="600" w:lineRule="exact"/>
@@ -5100,7 +4976,6 @@
         <w:t>Q：能直接连源库吗？</w:t>
       </w:r>
     </w:p>
-    <w:p/>
     <w:p>
       <w:pPr>
         <w:spacing w:before="0" w:after="0" w:line="600" w:lineRule="exact"/>
@@ -5116,7 +4991,6 @@
         <w:t>→ 可以，但务必用只读账号，避免影响业务。各源库账号信息见《数据库账号信息表》。</w:t>
       </w:r>
     </w:p>
-    <w:p/>
     <w:p>
       <w:pPr>
         <w:spacing w:before="0" w:after="0" w:line="600" w:lineRule="exact"/>
@@ -5132,7 +5006,6 @@
         <w:t>Q：DS 默认账号密码是什么？</w:t>
       </w:r>
     </w:p>
-    <w:p/>
     <w:p>
       <w:pPr>
         <w:spacing w:before="0" w:after="0" w:line="600" w:lineRule="exact"/>
@@ -5148,7 +5021,6 @@
         <w:t>→ admin / dolphinscheduler123</w:t>
       </w:r>
     </w:p>
-    <w:p/>
     <w:p>
       <w:pPr>
         <w:spacing w:before="0" w:after="0" w:line="600" w:lineRule="exact"/>
@@ -5164,7 +5036,6 @@
         <w:t>系统对接类</w:t>
       </w:r>
     </w:p>
-    <w:p/>
     <w:p>
       <w:pPr>
         <w:spacing w:before="0" w:after="0" w:line="600" w:lineRule="exact"/>
@@ -5180,7 +5051,6 @@
         <w:t>Q：如何用 BI 工具连接 Doris？</w:t>
       </w:r>
     </w:p>
-    <w:p/>
     <w:p>
       <w:pPr>
         <w:spacing w:before="0" w:after="0" w:line="600" w:lineRule="exact"/>
@@ -5196,7 +5066,6 @@
         <w:t>→ 使用 MySQL 协议，Host: 192.168.108.144，Port: 9030，Database: rws_ods。</w:t>
       </w:r>
     </w:p>
-    <w:p/>
     <w:p>
       <w:pPr>
         <w:spacing w:before="0" w:after="0" w:line="600" w:lineRule="exact"/>
@@ -5212,7 +5081,6 @@
         <w:t>Q：能否通过 API 批量触发同步任务？</w:t>
       </w:r>
     </w:p>
-    <w:p/>
     <w:p>
       <w:pPr>
         <w:spacing w:before="0" w:after="0" w:line="600" w:lineRule="exact"/>
@@ -5228,7 +5096,6 @@
         <w:t>→ 可以，使用 DolphinScheduler REST API /executors/start-process-instance，详见本文档第 4.2 节。</w:t>
       </w:r>
     </w:p>
-    <w:p/>
     <w:p>
       <w:pPr>
         <w:spacing w:before="0" w:after="0" w:line="600" w:lineRule="exact"/>
@@ -5244,7 +5111,6 @@
         <w:t>Q：数据治理平台支持哪些数据源？</w:t>
       </w:r>
     </w:p>
-    <w:p/>
     <w:p>
       <w:pPr>
         <w:spacing w:before="0" w:after="0" w:line="600" w:lineRule="exact"/>
@@ -5260,7 +5126,6 @@
         <w:t>→ 一期支持 Oracle 和 MySQL，通过 SeaTunnel JDBC 方式接入。</w:t>
       </w:r>
     </w:p>
-    <w:p/>
     <w:p>
       <w:pPr>
         <w:spacing w:before="0" w:after="0" w:line="600" w:lineRule="exact"/>
@@ -5276,7 +5141,6 @@
         <w:t>附录 D：联系方式</w:t>
       </w:r>
     </w:p>
-    <w:p/>
     <w:p>
       <w:pPr>
         <w:spacing w:before="0" w:after="0" w:line="600" w:lineRule="exact"/>
@@ -5292,7 +5156,6 @@
         <w:t>遇到问题可按以下方式联系对应负责人：</w:t>
       </w:r>
     </w:p>
-    <w:p/>
     <w:tbl>
       <w:tblPr>
         <w:tblW w:type="auto" w:w="0"/>
@@ -5704,7 +5567,6 @@
         </w:tc>
       </w:tr>
     </w:tbl>
-    <w:p/>
     <w:sectPr>
       <w:pgSz w:w="11906" w:h="16838"/>
       <w:pgMar w:top="1440" w:right="1803" w:bottom="1440" w:left="1803" w:header="720" w:footer="720" w:gutter="0"/>
